--- a/Contracts/TemplateMigration/Old Templates/מעצב פנים.docx
+++ b/Contracts/TemplateMigration/Old Templates/מעצב פנים.docx
@@ -54562,9 +54562,9 @@
 </file>
 
 <file path=customXml/item2.xml><?xml version="1.0" encoding="utf-8"?>
-<ct:contentTypeSchema xmlns:ct="http://schemas.microsoft.com/office/2006/metadata/contentType" xmlns:ma="http://schemas.microsoft.com/office/2006/metadata/properties/metaAttributes" ct:_="" ma:_="" ma:contentTypeName="מסמך" ma:contentTypeID="0x01010030A0B226D4C20846A479B52B24DAA432" ma:contentTypeVersion="3" ma:contentTypeDescription="צור מסמך חדש." ma:contentTypeScope="" ma:versionID="3231b42e2004e4e0291e62cf528a0c17">
-  <xsd:schema xmlns:xsd="http://www.w3.org/2001/XMLSchema" xmlns:xs="http://www.w3.org/2001/XMLSchema" xmlns:p="http://schemas.microsoft.com/office/2006/metadata/properties" xmlns:ns2="532409f3-fa4a-4556-be2d-61229a9fe67c" targetNamespace="http://schemas.microsoft.com/office/2006/metadata/properties" ma:root="true" ma:fieldsID="41462cd2f3e2a541f2f37ca7d42ced80" ns2:_="">
-    <xsd:import namespace="532409f3-fa4a-4556-be2d-61229a9fe67c"/>
+<ct:contentTypeSchema xmlns:ct="http://schemas.microsoft.com/office/2006/metadata/contentType" xmlns:ma="http://schemas.microsoft.com/office/2006/metadata/properties/metaAttributes" ct:_="" ma:_="" ma:contentTypeName="מסמך" ma:contentTypeID="0x010100C1BB7D448C37CF48BFD82AFE063F9BBD" ma:contentTypeVersion="3" ma:contentTypeDescription="צור מסמך חדש." ma:contentTypeScope="" ma:versionID="634e70a43661de279bd4fb24943d3d53">
+  <xsd:schema xmlns:xsd="http://www.w3.org/2001/XMLSchema" xmlns:xs="http://www.w3.org/2001/XMLSchema" xmlns:p="http://schemas.microsoft.com/office/2006/metadata/properties" xmlns:ns2="30e7bf55-46d6-4ffc-a761-d73d4a90fc9d" targetNamespace="http://schemas.microsoft.com/office/2006/metadata/properties" ma:root="true" ma:fieldsID="2026f1ef0856c5753c6898753728587b" ns2:_="">
+    <xsd:import namespace="30e7bf55-46d6-4ffc-a761-d73d4a90fc9d"/>
     <xsd:element name="properties">
       <xsd:complexType>
         <xsd:sequence>
@@ -54581,7 +54581,7 @@
       </xsd:complexType>
     </xsd:element>
   </xsd:schema>
-  <xsd:schema xmlns:xsd="http://www.w3.org/2001/XMLSchema" xmlns:xs="http://www.w3.org/2001/XMLSchema" xmlns:dms="http://schemas.microsoft.com/office/2006/documentManagement/types" xmlns:pc="http://schemas.microsoft.com/office/infopath/2007/PartnerControls" targetNamespace="532409f3-fa4a-4556-be2d-61229a9fe67c" elementFormDefault="qualified">
+  <xsd:schema xmlns:xsd="http://www.w3.org/2001/XMLSchema" xmlns:xs="http://www.w3.org/2001/XMLSchema" xmlns:dms="http://schemas.microsoft.com/office/2006/documentManagement/types" xmlns:pc="http://schemas.microsoft.com/office/infopath/2007/PartnerControls" targetNamespace="30e7bf55-46d6-4ffc-a761-d73d4a90fc9d" elementFormDefault="qualified">
     <xsd:import namespace="http://schemas.microsoft.com/office/2006/documentManagement/types"/>
     <xsd:import namespace="http://schemas.microsoft.com/office/infopath/2007/PartnerControls"/>
     <xsd:element name="MediaServiceMetadata" ma:index="8" nillable="true" ma:displayName="MediaServiceMetadata" ma:hidden="true" ma:internalName="MediaServiceMetadata" ma:readOnly="true">
@@ -54748,7 +54748,7 @@
 </file>
 
 <file path=customXml/itemProps2.xml><?xml version="1.0" encoding="utf-8"?>
-<ds:datastoreItem xmlns:ds="http://schemas.openxmlformats.org/officeDocument/2006/customXml" ds:itemID="{52C7DE62-27C7-480B-8ACB-BC6B4179524B}"/>
+<ds:datastoreItem xmlns:ds="http://schemas.openxmlformats.org/officeDocument/2006/customXml" ds:itemID="{359A80A4-255F-49EB-87F1-3E8534F7E5F7}"/>
 </file>
 
 <file path=customXml/itemProps3.xml><?xml version="1.0" encoding="utf-8"?>
